--- a/T 1/Flexbox Froggy.docx
+++ b/T 1/Flexbox Froggy.docx
@@ -1150,8 +1150,22 @@
       </w:r>
     </w:p>
     <w:p/>
-    <w:p>
-      <w:r>
+    <w:p/>
+    <w:p/>
+    <w:p/>
+    <w:p/>
+    <w:p/>
+    <w:p/>
+    <w:p/>
+    <w:p/>
+    <w:p/>
+    <w:p/>
+    <w:p/>
+    <w:p/>
+    <w:p/>
+    <w:p>
+      <w:r>
+        <w:lastRenderedPageBreak/>
         <w:t>5</w:t>
       </w:r>
     </w:p>
@@ -1161,7 +1175,6 @@
           <w:noProof/>
           <w:lang w:eastAsia="es-ES"/>
         </w:rPr>
-        <w:lastRenderedPageBreak/>
         <w:drawing>
           <wp:inline distT="0" distB="0" distL="0" distR="0" wp14:anchorId="55EF99BF" wp14:editId="63EA1C89">
             <wp:extent cx="5400040" cy="1866900"/>
@@ -1298,7 +1311,6 @@
       </w:r>
     </w:p>
     <w:p>
-      <w:bookmarkStart w:id="0" w:name="_GoBack"/>
       <w:r>
         <w:rPr>
           <w:noProof/>
@@ -1347,7 +1359,6 @@
           </wp:inline>
         </w:drawing>
       </w:r>
-      <w:bookmarkEnd w:id="0"/>
     </w:p>
     <w:p>
       <w:pPr>
@@ -1397,6 +1408,899 @@
           </wp:inline>
         </w:drawing>
       </w:r>
+    </w:p>
+    <w:p>
+      <w:pPr>
+        <w:rPr>
+          <w:u w:val="single"/>
+        </w:rPr>
+      </w:pPr>
+    </w:p>
+    <w:p>
+      <w:r>
+        <w:t>6</w:t>
+      </w:r>
+    </w:p>
+    <w:p/>
+    <w:p>
+      <w:r>
+        <w:drawing>
+          <wp:inline distT="0" distB="0" distL="0" distR="0" wp14:anchorId="75B4EE52" wp14:editId="2649DFCA">
+            <wp:extent cx="5400040" cy="5207000"/>
+            <wp:effectExtent l="0" t="0" r="0" b="0"/>
+            <wp:docPr id="20" name="Imagen 20"/>
+            <wp:cNvGraphicFramePr>
+              <a:graphicFrameLocks xmlns:a="http://schemas.openxmlformats.org/drawingml/2006/main" noChangeAspect="1"/>
+            </wp:cNvGraphicFramePr>
+            <a:graphic xmlns:a="http://schemas.openxmlformats.org/drawingml/2006/main">
+              <a:graphicData uri="http://schemas.openxmlformats.org/drawingml/2006/picture">
+                <pic:pic xmlns:pic="http://schemas.openxmlformats.org/drawingml/2006/picture">
+                  <pic:nvPicPr>
+                    <pic:cNvPr id="1" name=""/>
+                    <pic:cNvPicPr/>
+                  </pic:nvPicPr>
+                  <pic:blipFill>
+                    <a:blip r:embed="rId22"/>
+                    <a:stretch>
+                      <a:fillRect/>
+                    </a:stretch>
+                  </pic:blipFill>
+                  <pic:spPr>
+                    <a:xfrm>
+                      <a:off x="0" y="0"/>
+                      <a:ext cx="5400040" cy="5207000"/>
+                    </a:xfrm>
+                    <a:prstGeom prst="rect">
+                      <a:avLst/>
+                    </a:prstGeom>
+                  </pic:spPr>
+                </pic:pic>
+              </a:graphicData>
+            </a:graphic>
+          </wp:inline>
+        </w:drawing>
+      </w:r>
+    </w:p>
+    <w:p>
+      <w:pPr>
+        <w:rPr>
+          <w:u w:val="single"/>
+        </w:rPr>
+      </w:pPr>
+      <w:r>
+        <w:lastRenderedPageBreak/>
+        <w:drawing>
+          <wp:inline distT="0" distB="0" distL="0" distR="0" wp14:anchorId="56D53822" wp14:editId="3464A550">
+            <wp:extent cx="5400040" cy="1638935"/>
+            <wp:effectExtent l="0" t="0" r="0" b="0"/>
+            <wp:docPr id="7" name="Imagen 7"/>
+            <wp:cNvGraphicFramePr>
+              <a:graphicFrameLocks xmlns:a="http://schemas.openxmlformats.org/drawingml/2006/main" noChangeAspect="1"/>
+            </wp:cNvGraphicFramePr>
+            <a:graphic xmlns:a="http://schemas.openxmlformats.org/drawingml/2006/main">
+              <a:graphicData uri="http://schemas.openxmlformats.org/drawingml/2006/picture">
+                <pic:pic xmlns:pic="http://schemas.openxmlformats.org/drawingml/2006/picture">
+                  <pic:nvPicPr>
+                    <pic:cNvPr id="1" name=""/>
+                    <pic:cNvPicPr/>
+                  </pic:nvPicPr>
+                  <pic:blipFill>
+                    <a:blip r:embed="rId23"/>
+                    <a:stretch>
+                      <a:fillRect/>
+                    </a:stretch>
+                  </pic:blipFill>
+                  <pic:spPr>
+                    <a:xfrm>
+                      <a:off x="0" y="0"/>
+                      <a:ext cx="5400040" cy="1638935"/>
+                    </a:xfrm>
+                    <a:prstGeom prst="rect">
+                      <a:avLst/>
+                    </a:prstGeom>
+                  </pic:spPr>
+                </pic:pic>
+              </a:graphicData>
+            </a:graphic>
+          </wp:inline>
+        </w:drawing>
+      </w:r>
+    </w:p>
+    <w:p>
+      <w:pPr>
+        <w:rPr>
+          <w:u w:val="single"/>
+        </w:rPr>
+      </w:pPr>
+      <w:r>
+        <w:drawing>
+          <wp:inline distT="0" distB="0" distL="0" distR="0" wp14:anchorId="5B1EAE93" wp14:editId="3CD34CA2">
+            <wp:extent cx="5400040" cy="2869095"/>
+            <wp:effectExtent l="0" t="0" r="0" b="7620"/>
+            <wp:docPr id="14" name="Imagen 14"/>
+            <wp:cNvGraphicFramePr>
+              <a:graphicFrameLocks xmlns:a="http://schemas.openxmlformats.org/drawingml/2006/main" noChangeAspect="1"/>
+            </wp:cNvGraphicFramePr>
+            <a:graphic xmlns:a="http://schemas.openxmlformats.org/drawingml/2006/main">
+              <a:graphicData uri="http://schemas.openxmlformats.org/drawingml/2006/picture">
+                <pic:pic xmlns:pic="http://schemas.openxmlformats.org/drawingml/2006/picture">
+                  <pic:nvPicPr>
+                    <pic:cNvPr id="1" name=""/>
+                    <pic:cNvPicPr/>
+                  </pic:nvPicPr>
+                  <pic:blipFill rotWithShape="1">
+                    <a:blip r:embed="rId24"/>
+                    <a:srcRect t="46211"/>
+                    <a:stretch/>
+                  </pic:blipFill>
+                  <pic:spPr bwMode="auto">
+                    <a:xfrm>
+                      <a:off x="0" y="0"/>
+                      <a:ext cx="5400040" cy="2869095"/>
+                    </a:xfrm>
+                    <a:prstGeom prst="rect">
+                      <a:avLst/>
+                    </a:prstGeom>
+                    <a:ln>
+                      <a:noFill/>
+                    </a:ln>
+                    <a:extLst>
+                      <a:ext uri="{53640926-AAD7-44D8-BBD7-CCE9431645EC}">
+                        <a14:shadowObscured xmlns:a14="http://schemas.microsoft.com/office/drawing/2010/main"/>
+                      </a:ext>
+                    </a:extLst>
+                  </pic:spPr>
+                </pic:pic>
+              </a:graphicData>
+            </a:graphic>
+          </wp:inline>
+        </w:drawing>
+      </w:r>
+    </w:p>
+    <w:p/>
+    <w:p>
+      <w:r>
+        <w:t>7</w:t>
+      </w:r>
+    </w:p>
+    <w:p>
+      <w:r>
+        <w:drawing>
+          <wp:inline distT="0" distB="0" distL="0" distR="0" wp14:anchorId="30E7BBAF" wp14:editId="0BD43687">
+            <wp:extent cx="5400040" cy="1659255"/>
+            <wp:effectExtent l="0" t="0" r="0" b="0"/>
+            <wp:docPr id="23" name="Imagen 23"/>
+            <wp:cNvGraphicFramePr>
+              <a:graphicFrameLocks xmlns:a="http://schemas.openxmlformats.org/drawingml/2006/main" noChangeAspect="1"/>
+            </wp:cNvGraphicFramePr>
+            <a:graphic xmlns:a="http://schemas.openxmlformats.org/drawingml/2006/main">
+              <a:graphicData uri="http://schemas.openxmlformats.org/drawingml/2006/picture">
+                <pic:pic xmlns:pic="http://schemas.openxmlformats.org/drawingml/2006/picture">
+                  <pic:nvPicPr>
+                    <pic:cNvPr id="1" name=""/>
+                    <pic:cNvPicPr/>
+                  </pic:nvPicPr>
+                  <pic:blipFill>
+                    <a:blip r:embed="rId25"/>
+                    <a:stretch>
+                      <a:fillRect/>
+                    </a:stretch>
+                  </pic:blipFill>
+                  <pic:spPr>
+                    <a:xfrm>
+                      <a:off x="0" y="0"/>
+                      <a:ext cx="5400040" cy="1659255"/>
+                    </a:xfrm>
+                    <a:prstGeom prst="rect">
+                      <a:avLst/>
+                    </a:prstGeom>
+                  </pic:spPr>
+                </pic:pic>
+              </a:graphicData>
+            </a:graphic>
+          </wp:inline>
+        </w:drawing>
+      </w:r>
+    </w:p>
+    <w:p>
+      <w:r>
+        <w:lastRenderedPageBreak/>
+        <w:drawing>
+          <wp:inline distT="0" distB="0" distL="0" distR="0" wp14:anchorId="5D5D3FB5" wp14:editId="5DB196C5">
+            <wp:extent cx="5400040" cy="1610995"/>
+            <wp:effectExtent l="0" t="0" r="0" b="8255"/>
+            <wp:docPr id="21" name="Imagen 21"/>
+            <wp:cNvGraphicFramePr>
+              <a:graphicFrameLocks xmlns:a="http://schemas.openxmlformats.org/drawingml/2006/main" noChangeAspect="1"/>
+            </wp:cNvGraphicFramePr>
+            <a:graphic xmlns:a="http://schemas.openxmlformats.org/drawingml/2006/main">
+              <a:graphicData uri="http://schemas.openxmlformats.org/drawingml/2006/picture">
+                <pic:pic xmlns:pic="http://schemas.openxmlformats.org/drawingml/2006/picture">
+                  <pic:nvPicPr>
+                    <pic:cNvPr id="1" name=""/>
+                    <pic:cNvPicPr/>
+                  </pic:nvPicPr>
+                  <pic:blipFill>
+                    <a:blip r:embed="rId26"/>
+                    <a:stretch>
+                      <a:fillRect/>
+                    </a:stretch>
+                  </pic:blipFill>
+                  <pic:spPr>
+                    <a:xfrm>
+                      <a:off x="0" y="0"/>
+                      <a:ext cx="5400040" cy="1610995"/>
+                    </a:xfrm>
+                    <a:prstGeom prst="rect">
+                      <a:avLst/>
+                    </a:prstGeom>
+                  </pic:spPr>
+                </pic:pic>
+              </a:graphicData>
+            </a:graphic>
+          </wp:inline>
+        </w:drawing>
+      </w:r>
+      <w:r>
+        <w:drawing>
+          <wp:inline distT="0" distB="0" distL="0" distR="0" wp14:anchorId="45637A93" wp14:editId="0AC0C78C">
+            <wp:extent cx="5400040" cy="1680845"/>
+            <wp:effectExtent l="0" t="0" r="0" b="0"/>
+            <wp:docPr id="22" name="Imagen 22"/>
+            <wp:cNvGraphicFramePr>
+              <a:graphicFrameLocks xmlns:a="http://schemas.openxmlformats.org/drawingml/2006/main" noChangeAspect="1"/>
+            </wp:cNvGraphicFramePr>
+            <a:graphic xmlns:a="http://schemas.openxmlformats.org/drawingml/2006/main">
+              <a:graphicData uri="http://schemas.openxmlformats.org/drawingml/2006/picture">
+                <pic:pic xmlns:pic="http://schemas.openxmlformats.org/drawingml/2006/picture">
+                  <pic:nvPicPr>
+                    <pic:cNvPr id="1" name=""/>
+                    <pic:cNvPicPr/>
+                  </pic:nvPicPr>
+                  <pic:blipFill>
+                    <a:blip r:embed="rId27"/>
+                    <a:stretch>
+                      <a:fillRect/>
+                    </a:stretch>
+                  </pic:blipFill>
+                  <pic:spPr>
+                    <a:xfrm>
+                      <a:off x="0" y="0"/>
+                      <a:ext cx="5400040" cy="1680845"/>
+                    </a:xfrm>
+                    <a:prstGeom prst="rect">
+                      <a:avLst/>
+                    </a:prstGeom>
+                  </pic:spPr>
+                </pic:pic>
+              </a:graphicData>
+            </a:graphic>
+          </wp:inline>
+        </w:drawing>
+      </w:r>
+    </w:p>
+    <w:p/>
+    <w:p>
+      <w:r>
+        <w:t>8</w:t>
+      </w:r>
+    </w:p>
+    <w:p>
+      <w:r>
+        <w:drawing>
+          <wp:inline distT="0" distB="0" distL="0" distR="0" wp14:anchorId="1F7A8CA7" wp14:editId="208B87D4">
+            <wp:extent cx="5400040" cy="1456690"/>
+            <wp:effectExtent l="0" t="0" r="0" b="0"/>
+            <wp:docPr id="26" name="Imagen 26"/>
+            <wp:cNvGraphicFramePr>
+              <a:graphicFrameLocks xmlns:a="http://schemas.openxmlformats.org/drawingml/2006/main" noChangeAspect="1"/>
+            </wp:cNvGraphicFramePr>
+            <a:graphic xmlns:a="http://schemas.openxmlformats.org/drawingml/2006/main">
+              <a:graphicData uri="http://schemas.openxmlformats.org/drawingml/2006/picture">
+                <pic:pic xmlns:pic="http://schemas.openxmlformats.org/drawingml/2006/picture">
+                  <pic:nvPicPr>
+                    <pic:cNvPr id="1" name=""/>
+                    <pic:cNvPicPr/>
+                  </pic:nvPicPr>
+                  <pic:blipFill>
+                    <a:blip r:embed="rId28"/>
+                    <a:stretch>
+                      <a:fillRect/>
+                    </a:stretch>
+                  </pic:blipFill>
+                  <pic:spPr>
+                    <a:xfrm>
+                      <a:off x="0" y="0"/>
+                      <a:ext cx="5400040" cy="1456690"/>
+                    </a:xfrm>
+                    <a:prstGeom prst="rect">
+                      <a:avLst/>
+                    </a:prstGeom>
+                  </pic:spPr>
+                </pic:pic>
+              </a:graphicData>
+            </a:graphic>
+          </wp:inline>
+        </w:drawing>
+      </w:r>
+    </w:p>
+    <w:p>
+      <w:r>
+        <w:drawing>
+          <wp:inline distT="0" distB="0" distL="0" distR="0" wp14:anchorId="1AC028AC" wp14:editId="48E3FFEE">
+            <wp:extent cx="5400040" cy="1613535"/>
+            <wp:effectExtent l="0" t="0" r="0" b="5715"/>
+            <wp:docPr id="24" name="Imagen 24"/>
+            <wp:cNvGraphicFramePr>
+              <a:graphicFrameLocks xmlns:a="http://schemas.openxmlformats.org/drawingml/2006/main" noChangeAspect="1"/>
+            </wp:cNvGraphicFramePr>
+            <a:graphic xmlns:a="http://schemas.openxmlformats.org/drawingml/2006/main">
+              <a:graphicData uri="http://schemas.openxmlformats.org/drawingml/2006/picture">
+                <pic:pic xmlns:pic="http://schemas.openxmlformats.org/drawingml/2006/picture">
+                  <pic:nvPicPr>
+                    <pic:cNvPr id="1" name=""/>
+                    <pic:cNvPicPr/>
+                  </pic:nvPicPr>
+                  <pic:blipFill>
+                    <a:blip r:embed="rId29"/>
+                    <a:stretch>
+                      <a:fillRect/>
+                    </a:stretch>
+                  </pic:blipFill>
+                  <pic:spPr>
+                    <a:xfrm>
+                      <a:off x="0" y="0"/>
+                      <a:ext cx="5400040" cy="1613535"/>
+                    </a:xfrm>
+                    <a:prstGeom prst="rect">
+                      <a:avLst/>
+                    </a:prstGeom>
+                  </pic:spPr>
+                </pic:pic>
+              </a:graphicData>
+            </a:graphic>
+          </wp:inline>
+        </w:drawing>
+      </w:r>
+    </w:p>
+    <w:p>
+      <w:r>
+        <w:lastRenderedPageBreak/>
+        <w:drawing>
+          <wp:inline distT="0" distB="0" distL="0" distR="0" wp14:anchorId="46AFE39B" wp14:editId="6F9B14D1">
+            <wp:extent cx="5400040" cy="1732915"/>
+            <wp:effectExtent l="0" t="0" r="0" b="635"/>
+            <wp:docPr id="25" name="Imagen 25"/>
+            <wp:cNvGraphicFramePr>
+              <a:graphicFrameLocks xmlns:a="http://schemas.openxmlformats.org/drawingml/2006/main" noChangeAspect="1"/>
+            </wp:cNvGraphicFramePr>
+            <a:graphic xmlns:a="http://schemas.openxmlformats.org/drawingml/2006/main">
+              <a:graphicData uri="http://schemas.openxmlformats.org/drawingml/2006/picture">
+                <pic:pic xmlns:pic="http://schemas.openxmlformats.org/drawingml/2006/picture">
+                  <pic:nvPicPr>
+                    <pic:cNvPr id="1" name=""/>
+                    <pic:cNvPicPr/>
+                  </pic:nvPicPr>
+                  <pic:blipFill>
+                    <a:blip r:embed="rId30"/>
+                    <a:stretch>
+                      <a:fillRect/>
+                    </a:stretch>
+                  </pic:blipFill>
+                  <pic:spPr>
+                    <a:xfrm>
+                      <a:off x="0" y="0"/>
+                      <a:ext cx="5400040" cy="1732915"/>
+                    </a:xfrm>
+                    <a:prstGeom prst="rect">
+                      <a:avLst/>
+                    </a:prstGeom>
+                  </pic:spPr>
+                </pic:pic>
+              </a:graphicData>
+            </a:graphic>
+          </wp:inline>
+        </w:drawing>
+      </w:r>
+    </w:p>
+    <w:p/>
+    <w:p>
+      <w:r>
+        <w:t>9</w:t>
+      </w:r>
+    </w:p>
+    <w:p>
+      <w:r>
+        <w:drawing>
+          <wp:inline distT="0" distB="0" distL="0" distR="0" wp14:anchorId="67F04385" wp14:editId="0A677C1E">
+            <wp:extent cx="3555086" cy="3721211"/>
+            <wp:effectExtent l="0" t="0" r="7620" b="0"/>
+            <wp:docPr id="29" name="Imagen 29"/>
+            <wp:cNvGraphicFramePr>
+              <a:graphicFrameLocks xmlns:a="http://schemas.openxmlformats.org/drawingml/2006/main" noChangeAspect="1"/>
+            </wp:cNvGraphicFramePr>
+            <a:graphic xmlns:a="http://schemas.openxmlformats.org/drawingml/2006/main">
+              <a:graphicData uri="http://schemas.openxmlformats.org/drawingml/2006/picture">
+                <pic:pic xmlns:pic="http://schemas.openxmlformats.org/drawingml/2006/picture">
+                  <pic:nvPicPr>
+                    <pic:cNvPr id="1" name=""/>
+                    <pic:cNvPicPr/>
+                  </pic:nvPicPr>
+                  <pic:blipFill>
+                    <a:blip r:embed="rId31"/>
+                    <a:stretch>
+                      <a:fillRect/>
+                    </a:stretch>
+                  </pic:blipFill>
+                  <pic:spPr>
+                    <a:xfrm>
+                      <a:off x="0" y="0"/>
+                      <a:ext cx="3556934" cy="3723146"/>
+                    </a:xfrm>
+                    <a:prstGeom prst="rect">
+                      <a:avLst/>
+                    </a:prstGeom>
+                  </pic:spPr>
+                </pic:pic>
+              </a:graphicData>
+            </a:graphic>
+          </wp:inline>
+        </w:drawing>
+      </w:r>
+    </w:p>
+    <w:p>
+      <w:r>
+        <w:drawing>
+          <wp:inline distT="0" distB="0" distL="0" distR="0" wp14:anchorId="663FB370" wp14:editId="438299FC">
+            <wp:extent cx="5400040" cy="1576070"/>
+            <wp:effectExtent l="0" t="0" r="0" b="5080"/>
+            <wp:docPr id="27" name="Imagen 27"/>
+            <wp:cNvGraphicFramePr>
+              <a:graphicFrameLocks xmlns:a="http://schemas.openxmlformats.org/drawingml/2006/main" noChangeAspect="1"/>
+            </wp:cNvGraphicFramePr>
+            <a:graphic xmlns:a="http://schemas.openxmlformats.org/drawingml/2006/main">
+              <a:graphicData uri="http://schemas.openxmlformats.org/drawingml/2006/picture">
+                <pic:pic xmlns:pic="http://schemas.openxmlformats.org/drawingml/2006/picture">
+                  <pic:nvPicPr>
+                    <pic:cNvPr id="1" name=""/>
+                    <pic:cNvPicPr/>
+                  </pic:nvPicPr>
+                  <pic:blipFill>
+                    <a:blip r:embed="rId32"/>
+                    <a:stretch>
+                      <a:fillRect/>
+                    </a:stretch>
+                  </pic:blipFill>
+                  <pic:spPr>
+                    <a:xfrm>
+                      <a:off x="0" y="0"/>
+                      <a:ext cx="5400040" cy="1576070"/>
+                    </a:xfrm>
+                    <a:prstGeom prst="rect">
+                      <a:avLst/>
+                    </a:prstGeom>
+                  </pic:spPr>
+                </pic:pic>
+              </a:graphicData>
+            </a:graphic>
+          </wp:inline>
+        </w:drawing>
+      </w:r>
+    </w:p>
+    <w:p>
+      <w:r>
+        <w:lastRenderedPageBreak/>
+        <w:drawing>
+          <wp:inline distT="0" distB="0" distL="0" distR="0" wp14:anchorId="75BB68FD" wp14:editId="6B1FA38F">
+            <wp:extent cx="4118776" cy="4222860"/>
+            <wp:effectExtent l="0" t="0" r="0" b="6350"/>
+            <wp:docPr id="28" name="Imagen 28"/>
+            <wp:cNvGraphicFramePr>
+              <a:graphicFrameLocks xmlns:a="http://schemas.openxmlformats.org/drawingml/2006/main" noChangeAspect="1"/>
+            </wp:cNvGraphicFramePr>
+            <a:graphic xmlns:a="http://schemas.openxmlformats.org/drawingml/2006/main">
+              <a:graphicData uri="http://schemas.openxmlformats.org/drawingml/2006/picture">
+                <pic:pic xmlns:pic="http://schemas.openxmlformats.org/drawingml/2006/picture">
+                  <pic:nvPicPr>
+                    <pic:cNvPr id="1" name=""/>
+                    <pic:cNvPicPr/>
+                  </pic:nvPicPr>
+                  <pic:blipFill>
+                    <a:blip r:embed="rId33"/>
+                    <a:stretch>
+                      <a:fillRect/>
+                    </a:stretch>
+                  </pic:blipFill>
+                  <pic:spPr>
+                    <a:xfrm>
+                      <a:off x="0" y="0"/>
+                      <a:ext cx="4124478" cy="4228706"/>
+                    </a:xfrm>
+                    <a:prstGeom prst="rect">
+                      <a:avLst/>
+                    </a:prstGeom>
+                  </pic:spPr>
+                </pic:pic>
+              </a:graphicData>
+            </a:graphic>
+          </wp:inline>
+        </w:drawing>
+      </w:r>
+    </w:p>
+    <w:p/>
+    <w:p>
+      <w:r>
+        <w:t>10</w:t>
+      </w:r>
+    </w:p>
+    <w:p>
+      <w:r>
+        <w:drawing>
+          <wp:inline distT="0" distB="0" distL="0" distR="0" wp14:anchorId="788B6B66" wp14:editId="701A0A18">
+            <wp:extent cx="5400040" cy="1920875"/>
+            <wp:effectExtent l="0" t="0" r="0" b="3175"/>
+            <wp:docPr id="30" name="Imagen 30"/>
+            <wp:cNvGraphicFramePr>
+              <a:graphicFrameLocks xmlns:a="http://schemas.openxmlformats.org/drawingml/2006/main" noChangeAspect="1"/>
+            </wp:cNvGraphicFramePr>
+            <a:graphic xmlns:a="http://schemas.openxmlformats.org/drawingml/2006/main">
+              <a:graphicData uri="http://schemas.openxmlformats.org/drawingml/2006/picture">
+                <pic:pic xmlns:pic="http://schemas.openxmlformats.org/drawingml/2006/picture">
+                  <pic:nvPicPr>
+                    <pic:cNvPr id="1" name=""/>
+                    <pic:cNvPicPr/>
+                  </pic:nvPicPr>
+                  <pic:blipFill>
+                    <a:blip r:embed="rId34"/>
+                    <a:stretch>
+                      <a:fillRect/>
+                    </a:stretch>
+                  </pic:blipFill>
+                  <pic:spPr>
+                    <a:xfrm>
+                      <a:off x="0" y="0"/>
+                      <a:ext cx="5400040" cy="1920875"/>
+                    </a:xfrm>
+                    <a:prstGeom prst="rect">
+                      <a:avLst/>
+                    </a:prstGeom>
+                  </pic:spPr>
+                </pic:pic>
+              </a:graphicData>
+            </a:graphic>
+          </wp:inline>
+        </w:drawing>
+      </w:r>
+    </w:p>
+    <w:p>
+      <w:r>
+        <w:drawing>
+          <wp:inline distT="0" distB="0" distL="0" distR="0" wp14:anchorId="2A3C6CEA" wp14:editId="3F3FCCE4">
+            <wp:extent cx="5400040" cy="1607185"/>
+            <wp:effectExtent l="0" t="0" r="0" b="0"/>
+            <wp:docPr id="31" name="Imagen 31"/>
+            <wp:cNvGraphicFramePr>
+              <a:graphicFrameLocks xmlns:a="http://schemas.openxmlformats.org/drawingml/2006/main" noChangeAspect="1"/>
+            </wp:cNvGraphicFramePr>
+            <a:graphic xmlns:a="http://schemas.openxmlformats.org/drawingml/2006/main">
+              <a:graphicData uri="http://schemas.openxmlformats.org/drawingml/2006/picture">
+                <pic:pic xmlns:pic="http://schemas.openxmlformats.org/drawingml/2006/picture">
+                  <pic:nvPicPr>
+                    <pic:cNvPr id="1" name=""/>
+                    <pic:cNvPicPr/>
+                  </pic:nvPicPr>
+                  <pic:blipFill>
+                    <a:blip r:embed="rId35"/>
+                    <a:stretch>
+                      <a:fillRect/>
+                    </a:stretch>
+                  </pic:blipFill>
+                  <pic:spPr>
+                    <a:xfrm>
+                      <a:off x="0" y="0"/>
+                      <a:ext cx="5400040" cy="1607185"/>
+                    </a:xfrm>
+                    <a:prstGeom prst="rect">
+                      <a:avLst/>
+                    </a:prstGeom>
+                  </pic:spPr>
+                </pic:pic>
+              </a:graphicData>
+            </a:graphic>
+          </wp:inline>
+        </w:drawing>
+      </w:r>
+    </w:p>
+    <w:p>
+      <w:r>
+        <w:lastRenderedPageBreak/>
+        <w:drawing>
+          <wp:inline distT="0" distB="0" distL="0" distR="0" wp14:anchorId="7831D1C7" wp14:editId="11B1A1A8">
+            <wp:extent cx="5400040" cy="1863725"/>
+            <wp:effectExtent l="0" t="0" r="0" b="3175"/>
+            <wp:docPr id="128" name="Imagen 128"/>
+            <wp:cNvGraphicFramePr>
+              <a:graphicFrameLocks xmlns:a="http://schemas.openxmlformats.org/drawingml/2006/main" noChangeAspect="1"/>
+            </wp:cNvGraphicFramePr>
+            <a:graphic xmlns:a="http://schemas.openxmlformats.org/drawingml/2006/main">
+              <a:graphicData uri="http://schemas.openxmlformats.org/drawingml/2006/picture">
+                <pic:pic xmlns:pic="http://schemas.openxmlformats.org/drawingml/2006/picture">
+                  <pic:nvPicPr>
+                    <pic:cNvPr id="1" name=""/>
+                    <pic:cNvPicPr/>
+                  </pic:nvPicPr>
+                  <pic:blipFill>
+                    <a:blip r:embed="rId36"/>
+                    <a:stretch>
+                      <a:fillRect/>
+                    </a:stretch>
+                  </pic:blipFill>
+                  <pic:spPr>
+                    <a:xfrm>
+                      <a:off x="0" y="0"/>
+                      <a:ext cx="5400040" cy="1863725"/>
+                    </a:xfrm>
+                    <a:prstGeom prst="rect">
+                      <a:avLst/>
+                    </a:prstGeom>
+                  </pic:spPr>
+                </pic:pic>
+              </a:graphicData>
+            </a:graphic>
+          </wp:inline>
+        </w:drawing>
+      </w:r>
+    </w:p>
+    <w:p/>
+    <w:p>
+      <w:r>
+        <w:t>11</w:t>
+      </w:r>
+    </w:p>
+    <w:p>
+      <w:r>
+        <w:drawing>
+          <wp:inline distT="0" distB="0" distL="0" distR="0" wp14:anchorId="5915DCF7" wp14:editId="121E0EF0">
+            <wp:extent cx="2639833" cy="4745600"/>
+            <wp:effectExtent l="0" t="0" r="8255" b="0"/>
+            <wp:docPr id="130" name="Imagen 130"/>
+            <wp:cNvGraphicFramePr>
+              <a:graphicFrameLocks xmlns:a="http://schemas.openxmlformats.org/drawingml/2006/main" noChangeAspect="1"/>
+            </wp:cNvGraphicFramePr>
+            <a:graphic xmlns:a="http://schemas.openxmlformats.org/drawingml/2006/main">
+              <a:graphicData uri="http://schemas.openxmlformats.org/drawingml/2006/picture">
+                <pic:pic xmlns:pic="http://schemas.openxmlformats.org/drawingml/2006/picture">
+                  <pic:nvPicPr>
+                    <pic:cNvPr id="1" name=""/>
+                    <pic:cNvPicPr/>
+                  </pic:nvPicPr>
+                  <pic:blipFill>
+                    <a:blip r:embed="rId37"/>
+                    <a:stretch>
+                      <a:fillRect/>
+                    </a:stretch>
+                  </pic:blipFill>
+                  <pic:spPr>
+                    <a:xfrm>
+                      <a:off x="0" y="0"/>
+                      <a:ext cx="2641050" cy="4747788"/>
+                    </a:xfrm>
+                    <a:prstGeom prst="rect">
+                      <a:avLst/>
+                    </a:prstGeom>
+                  </pic:spPr>
+                </pic:pic>
+              </a:graphicData>
+            </a:graphic>
+          </wp:inline>
+        </w:drawing>
+      </w:r>
+    </w:p>
+    <w:p>
+      <w:r>
+        <w:lastRenderedPageBreak/>
+        <w:drawing>
+          <wp:inline distT="0" distB="0" distL="0" distR="0" wp14:anchorId="381760BE" wp14:editId="7F8BE166">
+            <wp:extent cx="5400040" cy="1633220"/>
+            <wp:effectExtent l="0" t="0" r="0" b="5080"/>
+            <wp:docPr id="129" name="Imagen 129"/>
+            <wp:cNvGraphicFramePr>
+              <a:graphicFrameLocks xmlns:a="http://schemas.openxmlformats.org/drawingml/2006/main" noChangeAspect="1"/>
+            </wp:cNvGraphicFramePr>
+            <a:graphic xmlns:a="http://schemas.openxmlformats.org/drawingml/2006/main">
+              <a:graphicData uri="http://schemas.openxmlformats.org/drawingml/2006/picture">
+                <pic:pic xmlns:pic="http://schemas.openxmlformats.org/drawingml/2006/picture">
+                  <pic:nvPicPr>
+                    <pic:cNvPr id="1" name=""/>
+                    <pic:cNvPicPr/>
+                  </pic:nvPicPr>
+                  <pic:blipFill>
+                    <a:blip r:embed="rId38"/>
+                    <a:stretch>
+                      <a:fillRect/>
+                    </a:stretch>
+                  </pic:blipFill>
+                  <pic:spPr>
+                    <a:xfrm>
+                      <a:off x="0" y="0"/>
+                      <a:ext cx="5400040" cy="1633220"/>
+                    </a:xfrm>
+                    <a:prstGeom prst="rect">
+                      <a:avLst/>
+                    </a:prstGeom>
+                  </pic:spPr>
+                </pic:pic>
+              </a:graphicData>
+            </a:graphic>
+          </wp:inline>
+        </w:drawing>
+      </w:r>
+    </w:p>
+    <w:p>
+      <w:r>
+        <w:drawing>
+          <wp:inline distT="0" distB="0" distL="0" distR="0" wp14:anchorId="677DF9EC" wp14:editId="1A35CFB0">
+            <wp:extent cx="2429214" cy="5553850"/>
+            <wp:effectExtent l="0" t="0" r="9525" b="8890"/>
+            <wp:docPr id="131" name="Imagen 131"/>
+            <wp:cNvGraphicFramePr>
+              <a:graphicFrameLocks xmlns:a="http://schemas.openxmlformats.org/drawingml/2006/main" noChangeAspect="1"/>
+            </wp:cNvGraphicFramePr>
+            <a:graphic xmlns:a="http://schemas.openxmlformats.org/drawingml/2006/main">
+              <a:graphicData uri="http://schemas.openxmlformats.org/drawingml/2006/picture">
+                <pic:pic xmlns:pic="http://schemas.openxmlformats.org/drawingml/2006/picture">
+                  <pic:nvPicPr>
+                    <pic:cNvPr id="1" name=""/>
+                    <pic:cNvPicPr/>
+                  </pic:nvPicPr>
+                  <pic:blipFill>
+                    <a:blip r:embed="rId39"/>
+                    <a:stretch>
+                      <a:fillRect/>
+                    </a:stretch>
+                  </pic:blipFill>
+                  <pic:spPr>
+                    <a:xfrm>
+                      <a:off x="0" y="0"/>
+                      <a:ext cx="2429214" cy="5553850"/>
+                    </a:xfrm>
+                    <a:prstGeom prst="rect">
+                      <a:avLst/>
+                    </a:prstGeom>
+                  </pic:spPr>
+                </pic:pic>
+              </a:graphicData>
+            </a:graphic>
+          </wp:inline>
+        </w:drawing>
+      </w:r>
+    </w:p>
+    <w:p/>
+    <w:p>
+      <w:r>
+        <w:t>12</w:t>
+      </w:r>
+    </w:p>
+    <w:p>
+      <w:r>
+        <w:lastRenderedPageBreak/>
+        <w:drawing>
+          <wp:inline distT="0" distB="0" distL="0" distR="0" wp14:anchorId="2DAF5D7C" wp14:editId="232A3F38">
+            <wp:extent cx="5250815" cy="8892540"/>
+            <wp:effectExtent l="0" t="0" r="6985" b="3810"/>
+            <wp:docPr id="133" name="Imagen 133"/>
+            <wp:cNvGraphicFramePr>
+              <a:graphicFrameLocks xmlns:a="http://schemas.openxmlformats.org/drawingml/2006/main" noChangeAspect="1"/>
+            </wp:cNvGraphicFramePr>
+            <a:graphic xmlns:a="http://schemas.openxmlformats.org/drawingml/2006/main">
+              <a:graphicData uri="http://schemas.openxmlformats.org/drawingml/2006/picture">
+                <pic:pic xmlns:pic="http://schemas.openxmlformats.org/drawingml/2006/picture">
+                  <pic:nvPicPr>
+                    <pic:cNvPr id="1" name=""/>
+                    <pic:cNvPicPr/>
+                  </pic:nvPicPr>
+                  <pic:blipFill>
+                    <a:blip r:embed="rId40"/>
+                    <a:stretch>
+                      <a:fillRect/>
+                    </a:stretch>
+                  </pic:blipFill>
+                  <pic:spPr>
+                    <a:xfrm>
+                      <a:off x="0" y="0"/>
+                      <a:ext cx="5250815" cy="8892540"/>
+                    </a:xfrm>
+                    <a:prstGeom prst="rect">
+                      <a:avLst/>
+                    </a:prstGeom>
+                  </pic:spPr>
+                </pic:pic>
+              </a:graphicData>
+            </a:graphic>
+          </wp:inline>
+        </w:drawing>
+      </w:r>
+    </w:p>
+    <w:p>
+      <w:r>
+        <w:lastRenderedPageBreak/>
+        <w:drawing>
+          <wp:inline distT="0" distB="0" distL="0" distR="0" wp14:anchorId="0F3A2D42" wp14:editId="0E4E12BC">
+            <wp:extent cx="5400040" cy="1614805"/>
+            <wp:effectExtent l="0" t="0" r="0" b="4445"/>
+            <wp:docPr id="136" name="Imagen 136"/>
+            <wp:cNvGraphicFramePr>
+              <a:graphicFrameLocks xmlns:a="http://schemas.openxmlformats.org/drawingml/2006/main" noChangeAspect="1"/>
+            </wp:cNvGraphicFramePr>
+            <a:graphic xmlns:a="http://schemas.openxmlformats.org/drawingml/2006/main">
+              <a:graphicData uri="http://schemas.openxmlformats.org/drawingml/2006/picture">
+                <pic:pic xmlns:pic="http://schemas.openxmlformats.org/drawingml/2006/picture">
+                  <pic:nvPicPr>
+                    <pic:cNvPr id="1" name=""/>
+                    <pic:cNvPicPr/>
+                  </pic:nvPicPr>
+                  <pic:blipFill>
+                    <a:blip r:embed="rId41"/>
+                    <a:stretch>
+                      <a:fillRect/>
+                    </a:stretch>
+                  </pic:blipFill>
+                  <pic:spPr>
+                    <a:xfrm>
+                      <a:off x="0" y="0"/>
+                      <a:ext cx="5400040" cy="1614805"/>
+                    </a:xfrm>
+                    <a:prstGeom prst="rect">
+                      <a:avLst/>
+                    </a:prstGeom>
+                  </pic:spPr>
+                </pic:pic>
+              </a:graphicData>
+            </a:graphic>
+          </wp:inline>
+        </w:drawing>
+      </w:r>
+    </w:p>
+    <w:p>
+      <w:r>
+        <w:drawing>
+          <wp:inline distT="0" distB="0" distL="0" distR="0" wp14:anchorId="1E39DBEB" wp14:editId="1A27C891">
+            <wp:extent cx="1619814" cy="6345141"/>
+            <wp:effectExtent l="0" t="0" r="0" b="0"/>
+            <wp:docPr id="134" name="Imagen 134"/>
+            <wp:cNvGraphicFramePr>
+              <a:graphicFrameLocks xmlns:a="http://schemas.openxmlformats.org/drawingml/2006/main" noChangeAspect="1"/>
+            </wp:cNvGraphicFramePr>
+            <a:graphic xmlns:a="http://schemas.openxmlformats.org/drawingml/2006/main">
+              <a:graphicData uri="http://schemas.openxmlformats.org/drawingml/2006/picture">
+                <pic:pic xmlns:pic="http://schemas.openxmlformats.org/drawingml/2006/picture">
+                  <pic:nvPicPr>
+                    <pic:cNvPr id="1" name=""/>
+                    <pic:cNvPicPr/>
+                  </pic:nvPicPr>
+                  <pic:blipFill>
+                    <a:blip r:embed="rId42"/>
+                    <a:stretch>
+                      <a:fillRect/>
+                    </a:stretch>
+                  </pic:blipFill>
+                  <pic:spPr>
+                    <a:xfrm>
+                      <a:off x="0" y="0"/>
+                      <a:ext cx="1625715" cy="6368257"/>
+                    </a:xfrm>
+                    <a:prstGeom prst="rect">
+                      <a:avLst/>
+                    </a:prstGeom>
+                  </pic:spPr>
+                </pic:pic>
+              </a:graphicData>
+            </a:graphic>
+          </wp:inline>
+        </w:drawing>
+      </w:r>
+      <w:bookmarkStart w:id="0" w:name="_GoBack"/>
+      <w:bookmarkEnd w:id="0"/>
     </w:p>
     <w:sectPr>
       <w:pgSz w:w="11906" w:h="16838"/>
@@ -1973,6 +2877,7 @@
   <w:rsids>
     <w:rsidRoot w:val="005D2C0C"/>
     <w:rsid w:val="00014576"/>
+    <w:rsid w:val="0030592B"/>
     <w:rsid w:val="005D2C0C"/>
     <w:rsid w:val="00BD56E3"/>
   </w:rsids>
